--- a/Deep Learning/Module 1/tài liệu thực hành/02_Debug-gradient-Gradient-Checking/02_Debug-gradient-Gradient-Checking.docx
+++ b/Deep Learning/Module 1/tài liệu thực hành/02_Debug-gradient-Gradient-Checking/02_Debug-gradient-Gradient-Checking.docx
@@ -2615,7 +2615,588 @@
           <w:b w:val="0"/>
           <w:i w:val="0"/>
         </w:rPr>
-        <w:t>7. Bài tập mở rộng</w:t>
+        <w:t>7. [Bonus] Gradient checking trên dữ liệu thật</w:t>
+      </w:r>
+    </w:p>
+    <w:p>
+      <w:r>
+        <w:rPr>
+          <w:rFonts w:ascii="Calibri" w:hAnsi="Calibri"/>
+          <w:b w:val="0"/>
+          <w:i w:val="0"/>
+        </w:rPr>
+        <w:t xml:space="preserve">Notebook có thêm mục </w:t>
+      </w:r>
+      <w:r>
+        <w:rPr>
+          <w:rFonts w:ascii="Calibri" w:hAnsi="Calibri"/>
+          <w:b/>
+          <w:i w:val="0"/>
+        </w:rPr>
+        <w:t>"6. [Bonus] Gradient checking trên dữ liệu thật"</w:t>
+      </w:r>
+      <w:r>
+        <w:rPr>
+          <w:rFonts w:ascii="Calibri" w:hAnsi="Calibri"/>
+          <w:b w:val="0"/>
+          <w:i w:val="0"/>
+        </w:rPr>
+        <w:t xml:space="preserve"> ở cuối — thay vì chỉ dùng test case cố định của </w:t>
+      </w:r>
+      <w:r>
+        <w:rPr>
+          <w:rFonts w:ascii="Consolas" w:hAnsi="Consolas"/>
+          <w:b w:val="0"/>
+          <w:i w:val="0"/>
+          <w:sz w:val="20"/>
+        </w:rPr>
+        <w:t>testCases.py</w:t>
+      </w:r>
+      <w:r>
+        <w:rPr>
+          <w:rFonts w:ascii="Calibri" w:hAnsi="Calibri"/>
+          <w:b w:val="0"/>
+          <w:i w:val="0"/>
+        </w:rPr>
+        <w:t xml:space="preserve">, mục này lấy mẫu 16 điểm dữ liệu thật từ bộ </w:t>
+      </w:r>
+      <w:r>
+        <w:rPr>
+          <w:rFonts w:ascii="Calibri" w:hAnsi="Calibri"/>
+          <w:b/>
+          <w:i w:val="0"/>
+        </w:rPr>
+        <w:t>Pima Indians Diabetes</w:t>
+      </w:r>
+      <w:r>
+        <w:rPr>
+          <w:rFonts w:ascii="Calibri" w:hAnsi="Calibri"/>
+          <w:b w:val="0"/>
+          <w:i w:val="0"/>
+        </w:rPr>
+        <w:t xml:space="preserve"> (qua </w:t>
+      </w:r>
+      <w:r>
+        <w:rPr>
+          <w:rFonts w:ascii="Consolas" w:hAnsi="Consolas"/>
+          <w:b w:val="0"/>
+          <w:i w:val="0"/>
+          <w:sz w:val="20"/>
+        </w:rPr>
+        <w:t>load_dataset()</w:t>
+      </w:r>
+      <w:r>
+        <w:rPr>
+          <w:rFonts w:ascii="Calibri" w:hAnsi="Calibri"/>
+          <w:b w:val="0"/>
+          <w:i w:val="0"/>
+        </w:rPr>
+        <w:t xml:space="preserve">, cùng bộ dữ liệu dùng ở bài 01 và các bài 03–05), khởi tạo một mạng </w:t>
+      </w:r>
+      <w:r>
+        <w:rPr>
+          <w:rFonts w:ascii="Consolas" w:hAnsi="Consolas"/>
+          <w:b w:val="0"/>
+          <w:i w:val="0"/>
+          <w:sz w:val="20"/>
+        </w:rPr>
+        <w:t>[8, 5, 3, 1]</w:t>
+      </w:r>
+      <w:r>
+        <w:rPr>
+          <w:rFonts w:ascii="Calibri" w:hAnsi="Calibri"/>
+          <w:b w:val="0"/>
+          <w:i w:val="0"/>
+        </w:rPr>
+        <w:t xml:space="preserve"> (hệ số nhân </w:t>
+      </w:r>
+      <w:r>
+        <w:rPr>
+          <w:rFonts w:ascii="Consolas" w:hAnsi="Consolas"/>
+          <w:b w:val="0"/>
+          <w:i w:val="0"/>
+          <w:sz w:val="20"/>
+        </w:rPr>
+        <w:t>*0.1</w:t>
+      </w:r>
+      <w:r>
+        <w:rPr>
+          <w:rFonts w:ascii="Calibri" w:hAnsi="Calibri"/>
+          <w:b w:val="0"/>
+          <w:i w:val="0"/>
+        </w:rPr>
+        <w:t xml:space="preserve">), rồi chạy đúng </w:t>
+      </w:r>
+      <w:r>
+        <w:rPr>
+          <w:rFonts w:ascii="Consolas" w:hAnsi="Consolas"/>
+          <w:b w:val="0"/>
+          <w:i w:val="0"/>
+          <w:sz w:val="20"/>
+        </w:rPr>
+        <w:t>forward_propagation_n</w:t>
+      </w:r>
+      <w:r>
+        <w:rPr>
+          <w:rFonts w:ascii="Calibri" w:hAnsi="Calibri"/>
+          <w:b w:val="0"/>
+          <w:i w:val="0"/>
+        </w:rPr>
+        <w:t xml:space="preserve"> / </w:t>
+      </w:r>
+      <w:r>
+        <w:rPr>
+          <w:rFonts w:ascii="Consolas" w:hAnsi="Consolas"/>
+          <w:b w:val="0"/>
+          <w:i w:val="0"/>
+          <w:sz w:val="20"/>
+        </w:rPr>
+        <w:t>backward_propagation_n</w:t>
+      </w:r>
+      <w:r>
+        <w:rPr>
+          <w:rFonts w:ascii="Calibri" w:hAnsi="Calibri"/>
+          <w:b w:val="0"/>
+          <w:i w:val="0"/>
+        </w:rPr>
+        <w:t xml:space="preserve"> / </w:t>
+      </w:r>
+      <w:r>
+        <w:rPr>
+          <w:rFonts w:ascii="Consolas" w:hAnsi="Consolas"/>
+          <w:b w:val="0"/>
+          <w:i w:val="0"/>
+          <w:sz w:val="20"/>
+        </w:rPr>
+        <w:t>gradient_check_n</w:t>
+      </w:r>
+      <w:r>
+        <w:rPr>
+          <w:rFonts w:ascii="Calibri" w:hAnsi="Calibri"/>
+          <w:b w:val="0"/>
+          <w:i w:val="0"/>
+        </w:rPr>
+        <w:t xml:space="preserve"> đã cài ở Exercise 4 lên mạng này.</w:t>
+      </w:r>
+    </w:p>
+    <w:tbl>
+      <w:tblPr>
+        <w:tblStyle w:val="TableGrid"/>
+        <w:tblW w:type="auto" w:w="0"/>
+        <w:jc w:val="center"/>
+        <w:tblLayout w:type="autofit"/>
+        <w:tblLook w:firstColumn="1" w:firstRow="1" w:lastColumn="0" w:lastRow="0" w:noHBand="0" w:noVBand="1" w:val="04A0"/>
+      </w:tblPr>
+      <w:tblGrid>
+        <w:gridCol w:w="4873"/>
+        <w:gridCol w:w="4873"/>
+      </w:tblGrid>
+      <w:tr>
+        <w:tc>
+          <w:tcPr>
+            <w:tcW w:type="dxa" w:w="4873"/>
+            <w:shd w:val="clear" w:color="auto" w:fill="D9E2F3"/>
+          </w:tcPr>
+          <w:p>
+            <w:r>
+              <w:rPr>
+                <w:b/>
+              </w:rPr>
+            </w:r>
+            <w:r>
+              <w:rPr>
+                <w:rFonts w:ascii="Calibri" w:hAnsi="Calibri"/>
+                <w:b/>
+                <w:i w:val="0"/>
+              </w:rPr>
+              <w:t>Thành phần</w:t>
+            </w:r>
+          </w:p>
+        </w:tc>
+        <w:tc>
+          <w:tcPr>
+            <w:tcW w:type="dxa" w:w="4873"/>
+            <w:shd w:val="clear" w:color="auto" w:fill="D9E2F3"/>
+          </w:tcPr>
+          <w:p>
+            <w:r>
+              <w:rPr>
+                <w:b/>
+              </w:rPr>
+            </w:r>
+            <w:r>
+              <w:rPr>
+                <w:rFonts w:ascii="Calibri" w:hAnsi="Calibri"/>
+                <w:b/>
+                <w:i w:val="0"/>
+              </w:rPr>
+              <w:t>Giá trị</w:t>
+            </w:r>
+          </w:p>
+        </w:tc>
+      </w:tr>
+      <w:tr>
+        <w:tc>
+          <w:tcPr>
+            <w:tcW w:type="dxa" w:w="4873"/>
+          </w:tcPr>
+          <w:p>
+            <w:r/>
+            <w:r>
+              <w:rPr>
+                <w:rFonts w:ascii="Calibri" w:hAnsi="Calibri"/>
+                <w:b w:val="0"/>
+                <w:i w:val="0"/>
+              </w:rPr>
+              <w:t>Mini-batch</w:t>
+            </w:r>
+          </w:p>
+        </w:tc>
+        <w:tc>
+          <w:tcPr>
+            <w:tcW w:type="dxa" w:w="4873"/>
+          </w:tcPr>
+          <w:p>
+            <w:r/>
+            <w:r>
+              <w:rPr>
+                <w:rFonts w:ascii="Calibri" w:hAnsi="Calibri"/>
+                <w:b w:val="0"/>
+                <w:i w:val="0"/>
+              </w:rPr>
+              <w:t>16 điểm, lấy mẫu ngẫu nhiên (</w:t>
+            </w:r>
+            <w:r>
+              <w:rPr>
+                <w:rFonts w:ascii="Consolas" w:hAnsi="Consolas"/>
+                <w:b w:val="0"/>
+                <w:i w:val="0"/>
+                <w:sz w:val="20"/>
+              </w:rPr>
+              <w:t>np.random.seed(1)</w:t>
+            </w:r>
+            <w:r>
+              <w:rPr>
+                <w:rFonts w:ascii="Calibri" w:hAnsi="Calibri"/>
+                <w:b w:val="0"/>
+                <w:i w:val="0"/>
+              </w:rPr>
+              <w:t>) từ tập train</w:t>
+            </w:r>
+          </w:p>
+        </w:tc>
+      </w:tr>
+      <w:tr>
+        <w:tc>
+          <w:tcPr>
+            <w:tcW w:type="dxa" w:w="4873"/>
+          </w:tcPr>
+          <w:p>
+            <w:r/>
+            <w:r>
+              <w:rPr>
+                <w:rFonts w:ascii="Calibri" w:hAnsi="Calibri"/>
+                <w:b w:val="0"/>
+                <w:i w:val="0"/>
+              </w:rPr>
+              <w:t>Kiến trúc</w:t>
+            </w:r>
+          </w:p>
+        </w:tc>
+        <w:tc>
+          <w:tcPr>
+            <w:tcW w:type="dxa" w:w="4873"/>
+          </w:tcPr>
+          <w:p>
+            <w:r/>
+            <w:r>
+              <w:rPr>
+                <w:rFonts w:ascii="Consolas" w:hAnsi="Consolas"/>
+                <w:b w:val="0"/>
+                <w:i w:val="0"/>
+                <w:sz w:val="20"/>
+              </w:rPr>
+              <w:t>[8, 5, 3, 1]</w:t>
+            </w:r>
+            <w:r>
+              <w:rPr>
+                <w:rFonts w:ascii="Calibri" w:hAnsi="Calibri"/>
+                <w:b w:val="0"/>
+                <w:i w:val="0"/>
+              </w:rPr>
+              <w:t xml:space="preserve">, hệ số khởi tạo </w:t>
+            </w:r>
+            <w:r>
+              <w:rPr>
+                <w:rFonts w:ascii="Consolas" w:hAnsi="Consolas"/>
+                <w:b w:val="0"/>
+                <w:i w:val="0"/>
+                <w:sz w:val="20"/>
+              </w:rPr>
+              <w:t>*0.1</w:t>
+            </w:r>
+          </w:p>
+        </w:tc>
+      </w:tr>
+      <w:tr>
+        <w:tc>
+          <w:tcPr>
+            <w:tcW w:type="dxa" w:w="4873"/>
+          </w:tcPr>
+          <w:p>
+            <w:r/>
+            <w:r>
+              <w:rPr>
+                <w:rFonts w:ascii="Calibri" w:hAnsi="Calibri"/>
+                <w:b w:val="0"/>
+                <w:i w:val="0"/>
+              </w:rPr>
+              <w:t>Kết quả</w:t>
+            </w:r>
+          </w:p>
+        </w:tc>
+        <w:tc>
+          <w:tcPr>
+            <w:tcW w:type="dxa" w:w="4873"/>
+          </w:tcPr>
+          <w:p>
+            <w:r/>
+            <w:r>
+              <w:rPr>
+                <w:rFonts w:ascii="Consolas" w:hAnsi="Consolas"/>
+                <w:b w:val="0"/>
+                <w:i w:val="0"/>
+                <w:sz w:val="20"/>
+              </w:rPr>
+              <w:t>difference ≈ 0.0633</w:t>
+            </w:r>
+            <w:r>
+              <w:rPr>
+                <w:rFonts w:ascii="Calibri" w:hAnsi="Calibri"/>
+                <w:b w:val="0"/>
+                <w:i w:val="0"/>
+              </w:rPr>
+              <w:t xml:space="preserve"> — vẫn phát hiện đúng 2 bug cố ý trong </w:t>
+            </w:r>
+            <w:r>
+              <w:rPr>
+                <w:rFonts w:ascii="Consolas" w:hAnsi="Consolas"/>
+                <w:b w:val="0"/>
+                <w:i w:val="0"/>
+                <w:sz w:val="20"/>
+              </w:rPr>
+              <w:t>backward_propagation_n</w:t>
+            </w:r>
+            <w:r>
+              <w:rPr>
+                <w:rFonts w:ascii="Calibri" w:hAnsi="Calibri"/>
+                <w:b w:val="0"/>
+                <w:i w:val="0"/>
+              </w:rPr>
+              <w:t xml:space="preserve"> (giống kết quả ở phần chính, chỉ khác giá trị số vì dữ liệu/kiến trúc khác)</w:t>
+            </w:r>
+          </w:p>
+        </w:tc>
+      </w:tr>
+    </w:tbl>
+    <w:p/>
+    <w:p>
+      <w:r>
+        <w:rPr>
+          <w:rFonts w:ascii="Calibri" w:hAnsi="Calibri"/>
+          <w:b w:val="0"/>
+          <w:i w:val="0"/>
+        </w:rPr>
+        <w:t xml:space="preserve">Điểm cần rút ra: gradient checking là kỹ thuật </w:t>
+      </w:r>
+      <w:r>
+        <w:rPr>
+          <w:rFonts w:ascii="Calibri" w:hAnsi="Calibri"/>
+          <w:b/>
+          <w:i w:val="0"/>
+        </w:rPr>
+        <w:t>tổng quát</w:t>
+      </w:r>
+      <w:r>
+        <w:rPr>
+          <w:rFonts w:ascii="Calibri" w:hAnsi="Calibri"/>
+          <w:b w:val="0"/>
+          <w:i w:val="0"/>
+        </w:rPr>
+        <w:t>, không phụ thuộc vào việc dữ liệu là test case giả lập hay dữ liệu thật, và không phụ thuộc kiến trúc cụ thể — miễn hàm forward khả vi và có thể làm phẳng tham số thành vector.</w:t>
+      </w:r>
+    </w:p>
+    <w:p>
+      <w:pPr>
+        <w:spacing w:before="120" w:after="120"/>
+        <w:ind w:left="454"/>
+        <w:pBdr>
+          <w:left w:val="single" w:sz="18" w:space="6" w:color="8EA9DB"/>
+        </w:pBdr>
+      </w:pPr>
+      <w:r>
+        <w:rPr>
+          <w:rFonts w:ascii="Calibri" w:hAnsi="Calibri"/>
+          <w:b/>
+          <w:i/>
+          <w:color w:val="404040"/>
+        </w:rPr>
+        <w:t>Lưu ý kỹ thuật:</w:t>
+      </w:r>
+      <w:r>
+        <w:rPr>
+          <w:rFonts w:ascii="Calibri" w:hAnsi="Calibri"/>
+          <w:b w:val="0"/>
+          <w:i/>
+          <w:color w:val="404040"/>
+        </w:rPr>
+        <w:t xml:space="preserve"> để mục Bonus chạy được với kiến trúc </w:t>
+      </w:r>
+      <w:r>
+        <w:rPr>
+          <w:rFonts w:ascii="Consolas" w:hAnsi="Consolas"/>
+          <w:b w:val="0"/>
+          <w:i w:val="0"/>
+          <w:color w:val="404040"/>
+          <w:sz w:val="20"/>
+        </w:rPr>
+        <w:t>[8, 5, 3, 1]</w:t>
+      </w:r>
+      <w:r>
+        <w:rPr>
+          <w:rFonts w:ascii="Calibri" w:hAnsi="Calibri"/>
+          <w:b w:val="0"/>
+          <w:i/>
+          <w:color w:val="404040"/>
+        </w:rPr>
+        <w:t xml:space="preserve"> (khác </w:t>
+      </w:r>
+      <w:r>
+        <w:rPr>
+          <w:rFonts w:ascii="Consolas" w:hAnsi="Consolas"/>
+          <w:b w:val="0"/>
+          <w:i w:val="0"/>
+          <w:color w:val="404040"/>
+          <w:sz w:val="20"/>
+        </w:rPr>
+        <w:t>[3, 5, 3, 1]</w:t>
+      </w:r>
+      <w:r>
+        <w:rPr>
+          <w:rFonts w:ascii="Calibri" w:hAnsi="Calibri"/>
+          <w:b w:val="0"/>
+          <w:i/>
+          <w:color w:val="404040"/>
+        </w:rPr>
+        <w:t xml:space="preserve"> gốc), </w:t>
+      </w:r>
+      <w:r>
+        <w:rPr>
+          <w:rFonts w:ascii="Consolas" w:hAnsi="Consolas"/>
+          <w:b w:val="0"/>
+          <w:i w:val="0"/>
+          <w:color w:val="404040"/>
+          <w:sz w:val="20"/>
+        </w:rPr>
+        <w:t>dictionary_to_vector</w:t>
+      </w:r>
+      <w:r>
+        <w:rPr>
+          <w:rFonts w:ascii="Calibri" w:hAnsi="Calibri"/>
+          <w:b w:val="0"/>
+          <w:i/>
+          <w:color w:val="404040"/>
+        </w:rPr>
+        <w:t>/</w:t>
+      </w:r>
+      <w:r>
+        <w:rPr>
+          <w:rFonts w:ascii="Consolas" w:hAnsi="Consolas"/>
+          <w:b w:val="0"/>
+          <w:i w:val="0"/>
+          <w:color w:val="404040"/>
+          <w:sz w:val="20"/>
+        </w:rPr>
+        <w:t>vector_to_dictionary</w:t>
+      </w:r>
+      <w:r>
+        <w:rPr>
+          <w:rFonts w:ascii="Calibri" w:hAnsi="Calibri"/>
+          <w:b w:val="0"/>
+          <w:i/>
+          <w:color w:val="404040"/>
+        </w:rPr>
+        <w:t xml:space="preserve"> trong </w:t>
+      </w:r>
+      <w:r>
+        <w:rPr>
+          <w:rFonts w:ascii="Consolas" w:hAnsi="Consolas"/>
+          <w:b w:val="0"/>
+          <w:i w:val="0"/>
+          <w:color w:val="404040"/>
+          <w:sz w:val="20"/>
+        </w:rPr>
+        <w:t>gc_utils.py</w:t>
+      </w:r>
+      <w:r>
+        <w:rPr>
+          <w:rFonts w:ascii="Calibri" w:hAnsi="Calibri"/>
+          <w:b w:val="0"/>
+          <w:i/>
+          <w:color w:val="404040"/>
+        </w:rPr>
+        <w:t xml:space="preserve"> đã được tổng quát hoá để tự suy ra shape từ </w:t>
+      </w:r>
+      <w:r>
+        <w:rPr>
+          <w:rFonts w:ascii="Consolas" w:hAnsi="Consolas"/>
+          <w:b w:val="0"/>
+          <w:i w:val="0"/>
+          <w:color w:val="404040"/>
+          <w:sz w:val="20"/>
+        </w:rPr>
+        <w:t>parameters.keys()</w:t>
+      </w:r>
+      <w:r>
+        <w:rPr>
+          <w:rFonts w:ascii="Calibri" w:hAnsi="Calibri"/>
+          <w:b w:val="0"/>
+          <w:i/>
+          <w:color w:val="404040"/>
+        </w:rPr>
+        <w:t xml:space="preserve"> thay vì hardcode theo kiến trúc 3 lớp cố định — không ảnh hưởng tới kết quả phần bài tập chính (vẫn cho </w:t>
+      </w:r>
+      <w:r>
+        <w:rPr>
+          <w:rFonts w:ascii="Consolas" w:hAnsi="Consolas"/>
+          <w:b w:val="0"/>
+          <w:i w:val="0"/>
+          <w:color w:val="404040"/>
+          <w:sz w:val="20"/>
+        </w:rPr>
+        <w:t>difference</w:t>
+      </w:r>
+      <w:r>
+        <w:rPr>
+          <w:rFonts w:ascii="Calibri" w:hAnsi="Calibri"/>
+          <w:b w:val="0"/>
+          <w:i/>
+          <w:color w:val="404040"/>
+        </w:rPr>
+        <w:t xml:space="preserve"> giống hệt như trước).</w:t>
+      </w:r>
+    </w:p>
+    <w:p>
+      <w:pPr>
+        <w:pStyle w:val="Heading2"/>
+      </w:pPr>
+      <w:r>
+        <w:rPr>
+          <w:rFonts w:ascii="Calibri" w:hAnsi="Calibri"/>
+          <w:b w:val="0"/>
+          <w:i w:val="0"/>
+        </w:rPr>
+        <w:t>8. Bài tập mở rộng</w:t>
       </w:r>
     </w:p>
     <w:p>
@@ -2819,6 +3400,61 @@
     </w:p>
     <w:p>
       <w:pPr>
+        <w:pStyle w:val="ListNumber"/>
+      </w:pPr>
+      <w:r>
+        <w:rPr>
+          <w:rFonts w:ascii="Calibri" w:hAnsi="Calibri"/>
+          <w:b/>
+          <w:i w:val="0"/>
+        </w:rPr>
+        <w:t>Sửa bug rồi gradient-check lại trên dữ liệu thật:</w:t>
+      </w:r>
+      <w:r>
+        <w:rPr>
+          <w:rFonts w:ascii="Calibri" w:hAnsi="Calibri"/>
+          <w:b w:val="0"/>
+          <w:i w:val="0"/>
+        </w:rPr>
+        <w:t xml:space="preserve"> sau khi sửa 2 dòng sai ở Exercise 4, chạy lại mục Bonus (mạng </w:t>
+      </w:r>
+      <w:r>
+        <w:rPr>
+          <w:rFonts w:ascii="Consolas" w:hAnsi="Consolas"/>
+          <w:b w:val="0"/>
+          <w:i w:val="0"/>
+          <w:sz w:val="20"/>
+        </w:rPr>
+        <w:t>[8, 5, 3, 1]</w:t>
+      </w:r>
+      <w:r>
+        <w:rPr>
+          <w:rFonts w:ascii="Calibri" w:hAnsi="Calibri"/>
+          <w:b w:val="0"/>
+          <w:i w:val="0"/>
+        </w:rPr>
+        <w:t xml:space="preserve"> trên Pima) và xác nhận </w:t>
+      </w:r>
+      <w:r>
+        <w:rPr>
+          <w:rFonts w:ascii="Consolas" w:hAnsi="Consolas"/>
+          <w:b w:val="0"/>
+          <w:i w:val="0"/>
+          <w:sz w:val="20"/>
+        </w:rPr>
+        <w:t>difference</w:t>
+      </w:r>
+      <w:r>
+        <w:rPr>
+          <w:rFonts w:ascii="Calibri" w:hAnsi="Calibri"/>
+          <w:b w:val="0"/>
+          <w:i w:val="0"/>
+        </w:rPr>
+        <w:t xml:space="preserve"> cũng giảm mạnh giống phần test case cố định.</w:t>
+      </w:r>
+    </w:p>
+    <w:p>
+      <w:pPr>
         <w:pStyle w:val="Heading2"/>
       </w:pPr>
       <w:r>
@@ -2827,7 +3463,7 @@
           <w:b w:val="0"/>
           <w:i w:val="0"/>
         </w:rPr>
-        <w:t>8. Tài liệu bổ sung</w:t>
+        <w:t>9. Tài liệu bổ sung</w:t>
       </w:r>
     </w:p>
     <w:tbl>
@@ -2958,6 +3594,42 @@
           </w:p>
         </w:tc>
       </w:tr>
+      <w:tr>
+        <w:tc>
+          <w:tcPr>
+            <w:tcW w:type="dxa" w:w="4873"/>
+          </w:tcPr>
+          <w:p>
+            <w:r/>
+            <w:r>
+              <w:rPr>
+                <w:rFonts w:ascii="Calibri" w:hAnsi="Calibri"/>
+                <w:b w:val="0"/>
+                <w:i w:val="0"/>
+              </w:rPr>
+              <w:t>Pima Indians Diabetes Dataset (nguồn gốc)</w:t>
+            </w:r>
+          </w:p>
+        </w:tc>
+        <w:tc>
+          <w:tcPr>
+            <w:tcW w:type="dxa" w:w="4873"/>
+          </w:tcPr>
+          <w:p>
+            <w:r/>
+            <w:hyperlink r:id="rId11">
+              <w:r>
+                <w:rPr>
+                  <w:rFonts w:ascii="Calibri" w:hAnsi="Calibri"/>
+                  <w:color w:val="0563C1"/>
+                  <w:u w:val="single"/>
+                </w:rPr>
+                <w:t>https://www.kaggle.com/datasets/uciml/pima-indians-diabetes-database</w:t>
+              </w:r>
+            </w:hyperlink>
+          </w:p>
+        </w:tc>
+      </w:tr>
     </w:tbl>
     <w:p/>
     <w:p>
@@ -2970,7 +3642,7 @@
           <w:b w:val="0"/>
           <w:i w:val="0"/>
         </w:rPr>
-        <w:t>9. Lưu ý khi kiểm tra bài trước khi nộp</w:t>
+        <w:t>10. Lưu ý khi kiểm tra bài trước khi nộp</w:t>
       </w:r>
     </w:p>
     <w:p>
@@ -2996,7 +3668,7 @@
           <w:b w:val="0"/>
           <w:i w:val="0"/>
         </w:rPr>
-        <w:t xml:space="preserve">Dữ liệu chỉ là giá trị số cố định từ </w:t>
+        <w:t xml:space="preserve">Dữ liệu chính chỉ là giá trị số cố định từ </w:t>
       </w:r>
       <w:r>
         <w:rPr>
@@ -3013,7 +3685,7 @@
           <w:b w:val="0"/>
           <w:i w:val="0"/>
         </w:rPr>
-        <w:t>, không có dữ liệu thật → không có rủi ro data leakage.</w:t>
+        <w:t>, không có dữ liệu thật → không có rủi ro data leakage. Riêng mục Bonus (mục 7) lấy mẫu từ dữ liệu Pima Diabetes thật, chỉ lấy từ tập train nên không rò rỉ dữ liệu test.</w:t>
       </w:r>
     </w:p>
     <w:p>
